--- a/docs/declaracion-triple-impacto.docx
+++ b/docs/declaracion-triple-impacto.docx
@@ -7,7 +7,6 @@
         <w:pStyle w:val="Heading1"/>
         <w:bidi w:val="0"/>
         <w:spacing w:before="240" w:after="120"/>
-        <w:jc w:val="left"/>
         <w:rPr/>
       </w:pPr>
       <w:r>
@@ -19,7 +18,6 @@
       <w:pPr>
         <w:pStyle w:val="BodyText"/>
         <w:bidi w:val="0"/>
-        <w:jc w:val="left"/>
         <w:rPr/>
       </w:pPr>
       <w:r>
@@ -35,9 +33,25 @@
     </w:p>
     <w:p>
       <w:pPr>
+        <w:pStyle w:val="BodyText"/>
+        <w:bidi w:val="0"/>
+        <w:rPr/>
+      </w:pPr>
+      <w:r>
+        <w:rPr>
+          <w:rStyle w:val="Strong"/>
+        </w:rPr>
+        <w:t>Equipo:</w:t>
+      </w:r>
+      <w:r>
+        <w:rPr/>
+        <w:t xml:space="preserve"> Senger, Brian Leonel Miguel - Baumgatner, Jose Ignacio - Riquel, Gaston Azula</w:t>
+      </w:r>
+    </w:p>
+    <w:p>
+      <w:pPr>
         <w:pStyle w:val="HorizontalLine"/>
         <w:bidi w:val="0"/>
-        <w:jc w:val="left"/>
         <w:rPr/>
       </w:pPr>
       <w:r>
@@ -48,7 +62,6 @@
       <w:pPr>
         <w:pStyle w:val="Heading2"/>
         <w:bidi w:val="0"/>
-        <w:jc w:val="left"/>
         <w:rPr/>
       </w:pPr>
       <w:r>
@@ -60,7 +73,6 @@
       <w:pPr>
         <w:pStyle w:val="BodyText"/>
         <w:bidi w:val="0"/>
-        <w:jc w:val="left"/>
         <w:rPr/>
       </w:pPr>
       <w:r>
@@ -72,7 +84,6 @@
       <w:pPr>
         <w:pStyle w:val="BodyText"/>
         <w:bidi w:val="0"/>
-        <w:jc w:val="left"/>
         <w:rPr/>
       </w:pPr>
       <w:r>
@@ -84,7 +95,6 @@
       <w:pPr>
         <w:pStyle w:val="HorizontalLine"/>
         <w:bidi w:val="0"/>
-        <w:jc w:val="left"/>
         <w:rPr/>
       </w:pPr>
       <w:r>
@@ -95,7 +105,6 @@
       <w:pPr>
         <w:pStyle w:val="Heading2"/>
         <w:bidi w:val="0"/>
-        <w:jc w:val="left"/>
         <w:rPr/>
       </w:pPr>
       <w:r>
@@ -222,7 +231,6 @@
               <w:widowControl w:val="false"/>
               <w:suppressLineNumbers/>
               <w:bidi w:val="0"/>
-              <w:jc w:val="left"/>
               <w:rPr/>
             </w:pPr>
             <w:r>
@@ -247,7 +255,6 @@
               <w:widowControl w:val="false"/>
               <w:suppressLineNumbers/>
               <w:bidi w:val="0"/>
-              <w:jc w:val="left"/>
               <w:rPr/>
             </w:pPr>
             <w:r>
@@ -272,7 +279,6 @@
               <w:widowControl w:val="false"/>
               <w:suppressLineNumbers/>
               <w:bidi w:val="0"/>
-              <w:jc w:val="left"/>
               <w:rPr/>
             </w:pPr>
             <w:r>
@@ -300,7 +306,6 @@
               <w:widowControl w:val="false"/>
               <w:suppressLineNumbers/>
               <w:bidi w:val="0"/>
-              <w:jc w:val="left"/>
               <w:rPr/>
             </w:pPr>
             <w:r>
@@ -325,7 +330,6 @@
               <w:widowControl w:val="false"/>
               <w:suppressLineNumbers/>
               <w:bidi w:val="0"/>
-              <w:jc w:val="left"/>
               <w:rPr/>
             </w:pPr>
             <w:r>
@@ -350,7 +354,6 @@
               <w:widowControl w:val="false"/>
               <w:suppressLineNumbers/>
               <w:bidi w:val="0"/>
-              <w:jc w:val="left"/>
               <w:rPr/>
             </w:pPr>
             <w:r>
@@ -378,7 +381,6 @@
               <w:widowControl w:val="false"/>
               <w:suppressLineNumbers/>
               <w:bidi w:val="0"/>
-              <w:jc w:val="left"/>
               <w:rPr/>
             </w:pPr>
             <w:r>
@@ -403,7 +405,6 @@
               <w:widowControl w:val="false"/>
               <w:suppressLineNumbers/>
               <w:bidi w:val="0"/>
-              <w:jc w:val="left"/>
               <w:rPr/>
             </w:pPr>
             <w:r>
@@ -428,7 +429,6 @@
               <w:widowControl w:val="false"/>
               <w:suppressLineNumbers/>
               <w:bidi w:val="0"/>
-              <w:jc w:val="left"/>
               <w:rPr/>
             </w:pPr>
             <w:r>
@@ -456,7 +456,6 @@
               <w:widowControl w:val="false"/>
               <w:suppressLineNumbers/>
               <w:bidi w:val="0"/>
-              <w:jc w:val="left"/>
               <w:rPr/>
             </w:pPr>
             <w:r>
@@ -481,7 +480,6 @@
               <w:widowControl w:val="false"/>
               <w:suppressLineNumbers/>
               <w:bidi w:val="0"/>
-              <w:jc w:val="left"/>
               <w:rPr/>
             </w:pPr>
             <w:r>
@@ -506,7 +504,6 @@
               <w:widowControl w:val="false"/>
               <w:suppressLineNumbers/>
               <w:bidi w:val="0"/>
-              <w:jc w:val="left"/>
               <w:rPr/>
             </w:pPr>
             <w:r>
@@ -534,7 +531,6 @@
               <w:widowControl w:val="false"/>
               <w:suppressLineNumbers/>
               <w:bidi w:val="0"/>
-              <w:jc w:val="left"/>
               <w:rPr/>
             </w:pPr>
             <w:r>
@@ -559,7 +555,6 @@
               <w:widowControl w:val="false"/>
               <w:suppressLineNumbers/>
               <w:bidi w:val="0"/>
-              <w:jc w:val="left"/>
               <w:rPr/>
             </w:pPr>
             <w:r>
@@ -584,7 +579,6 @@
               <w:widowControl w:val="false"/>
               <w:suppressLineNumbers/>
               <w:bidi w:val="0"/>
-              <w:jc w:val="left"/>
               <w:rPr/>
             </w:pPr>
             <w:r>
@@ -612,7 +606,6 @@
               <w:widowControl w:val="false"/>
               <w:suppressLineNumbers/>
               <w:bidi w:val="0"/>
-              <w:jc w:val="left"/>
               <w:rPr/>
             </w:pPr>
             <w:r>
@@ -637,7 +630,6 @@
               <w:widowControl w:val="false"/>
               <w:suppressLineNumbers/>
               <w:bidi w:val="0"/>
-              <w:jc w:val="left"/>
               <w:rPr/>
             </w:pPr>
             <w:r>
@@ -662,7 +654,6 @@
               <w:widowControl w:val="false"/>
               <w:suppressLineNumbers/>
               <w:bidi w:val="0"/>
-              <w:jc w:val="left"/>
               <w:rPr/>
             </w:pPr>
             <w:r>
@@ -690,7 +681,6 @@
               <w:widowControl w:val="false"/>
               <w:suppressLineNumbers/>
               <w:bidi w:val="0"/>
-              <w:jc w:val="left"/>
               <w:rPr/>
             </w:pPr>
             <w:r>
@@ -715,7 +705,6 @@
               <w:widowControl w:val="false"/>
               <w:suppressLineNumbers/>
               <w:bidi w:val="0"/>
-              <w:jc w:val="left"/>
               <w:rPr/>
             </w:pPr>
             <w:r>
@@ -740,7 +729,6 @@
               <w:widowControl w:val="false"/>
               <w:suppressLineNumbers/>
               <w:bidi w:val="0"/>
-              <w:jc w:val="left"/>
               <w:rPr/>
             </w:pPr>
             <w:r>
@@ -755,7 +743,6 @@
       <w:pPr>
         <w:pStyle w:val="Heading3"/>
         <w:bidi w:val="0"/>
-        <w:jc w:val="left"/>
         <w:rPr/>
       </w:pPr>
       <w:r>
@@ -767,7 +754,6 @@
       <w:pPr>
         <w:pStyle w:val="BodyText"/>
         <w:bidi w:val="0"/>
-        <w:jc w:val="left"/>
         <w:rPr/>
       </w:pPr>
       <w:r>
@@ -779,7 +765,6 @@
       <w:pPr>
         <w:pStyle w:val="BodyText"/>
         <w:bidi w:val="0"/>
-        <w:jc w:val="left"/>
         <w:rPr/>
       </w:pPr>
       <w:r>
@@ -791,7 +776,6 @@
       <w:pPr>
         <w:pStyle w:val="Heading3"/>
         <w:bidi w:val="0"/>
-        <w:jc w:val="left"/>
         <w:rPr/>
       </w:pPr>
       <w:r>
@@ -803,7 +787,6 @@
       <w:pPr>
         <w:pStyle w:val="BodyText"/>
         <w:bidi w:val="0"/>
-        <w:jc w:val="left"/>
         <w:rPr/>
       </w:pPr>
       <w:r>
@@ -815,7 +798,6 @@
       <w:pPr>
         <w:pStyle w:val="BodyText"/>
         <w:bidi w:val="0"/>
-        <w:jc w:val="left"/>
         <w:rPr/>
       </w:pPr>
       <w:r>
@@ -827,7 +809,6 @@
       <w:pPr>
         <w:pStyle w:val="Heading3"/>
         <w:bidi w:val="0"/>
-        <w:jc w:val="left"/>
         <w:rPr/>
       </w:pPr>
       <w:r>
@@ -839,7 +820,6 @@
       <w:pPr>
         <w:pStyle w:val="BodyText"/>
         <w:bidi w:val="0"/>
-        <w:jc w:val="left"/>
         <w:rPr/>
       </w:pPr>
       <w:r>
@@ -851,7 +831,6 @@
       <w:pPr>
         <w:pStyle w:val="HorizontalLine"/>
         <w:bidi w:val="0"/>
-        <w:jc w:val="left"/>
         <w:rPr/>
       </w:pPr>
       <w:r>
@@ -862,7 +841,6 @@
       <w:pPr>
         <w:pStyle w:val="Heading2"/>
         <w:bidi w:val="0"/>
-        <w:jc w:val="left"/>
         <w:rPr/>
       </w:pPr>
       <w:r>
@@ -874,7 +852,6 @@
       <w:pPr>
         <w:pStyle w:val="Heading3"/>
         <w:bidi w:val="0"/>
-        <w:jc w:val="left"/>
         <w:rPr/>
       </w:pPr>
       <w:r>
@@ -896,7 +873,6 @@
         <w:bidi w:val="0"/>
         <w:spacing w:before="0" w:after="0"/>
         <w:ind w:hanging="283" w:left="709"/>
-        <w:jc w:val="left"/>
         <w:rPr/>
       </w:pPr>
       <w:r>
@@ -924,7 +900,6 @@
         <w:bidi w:val="0"/>
         <w:spacing w:before="0" w:after="0"/>
         <w:ind w:hanging="283" w:left="709"/>
-        <w:jc w:val="left"/>
         <w:rPr/>
       </w:pPr>
       <w:r>
@@ -951,7 +926,6 @@
         </w:tabs>
         <w:bidi w:val="0"/>
         <w:ind w:hanging="283" w:left="709"/>
-        <w:jc w:val="left"/>
         <w:rPr/>
       </w:pPr>
       <w:r>
@@ -969,7 +943,6 @@
       <w:pPr>
         <w:pStyle w:val="Heading3"/>
         <w:bidi w:val="0"/>
-        <w:jc w:val="left"/>
         <w:rPr/>
       </w:pPr>
       <w:r>
@@ -991,7 +964,6 @@
         <w:bidi w:val="0"/>
         <w:spacing w:before="0" w:after="0"/>
         <w:ind w:hanging="283" w:left="709"/>
-        <w:jc w:val="left"/>
         <w:rPr/>
       </w:pPr>
       <w:r>
@@ -1019,7 +991,6 @@
         <w:bidi w:val="0"/>
         <w:spacing w:before="0" w:after="0"/>
         <w:ind w:hanging="283" w:left="709"/>
-        <w:jc w:val="left"/>
         <w:rPr/>
       </w:pPr>
       <w:r>
@@ -1057,7 +1028,6 @@
         <w:bidi w:val="0"/>
         <w:spacing w:before="0" w:after="0"/>
         <w:ind w:hanging="283" w:left="709"/>
-        <w:jc w:val="left"/>
         <w:rPr/>
       </w:pPr>
       <w:r>
@@ -1084,7 +1054,6 @@
         </w:tabs>
         <w:bidi w:val="0"/>
         <w:ind w:hanging="283" w:left="709"/>
-        <w:jc w:val="left"/>
         <w:rPr/>
       </w:pPr>
       <w:r>
@@ -1102,7 +1071,6 @@
       <w:pPr>
         <w:pStyle w:val="Heading3"/>
         <w:bidi w:val="0"/>
-        <w:jc w:val="left"/>
         <w:rPr/>
       </w:pPr>
       <w:r>
@@ -1124,7 +1092,6 @@
         <w:bidi w:val="0"/>
         <w:spacing w:before="0" w:after="0"/>
         <w:ind w:hanging="283" w:left="709"/>
-        <w:jc w:val="left"/>
         <w:rPr/>
       </w:pPr>
       <w:r>
@@ -1152,7 +1119,6 @@
         <w:bidi w:val="0"/>
         <w:spacing w:before="0" w:after="0"/>
         <w:ind w:hanging="283" w:left="709"/>
-        <w:jc w:val="left"/>
         <w:rPr/>
       </w:pPr>
       <w:r>
@@ -1179,7 +1145,6 @@
         </w:tabs>
         <w:bidi w:val="0"/>
         <w:ind w:hanging="283" w:left="709"/>
-        <w:jc w:val="left"/>
         <w:rPr/>
       </w:pPr>
       <w:r>
@@ -1197,7 +1162,6 @@
       <w:pPr>
         <w:pStyle w:val="HorizontalLine"/>
         <w:bidi w:val="0"/>
-        <w:jc w:val="left"/>
         <w:rPr/>
       </w:pPr>
       <w:r>
@@ -1208,7 +1172,6 @@
       <w:pPr>
         <w:pStyle w:val="Heading2"/>
         <w:bidi w:val="0"/>
-        <w:jc w:val="left"/>
         <w:rPr/>
       </w:pPr>
       <w:r>
@@ -1220,7 +1183,6 @@
       <w:pPr>
         <w:pStyle w:val="BodyText"/>
         <w:bidi w:val="0"/>
-        <w:jc w:val="left"/>
         <w:rPr/>
       </w:pPr>
       <w:r>
@@ -1232,7 +1194,6 @@
       <w:pPr>
         <w:pStyle w:val="Heading3"/>
         <w:bidi w:val="0"/>
-        <w:jc w:val="left"/>
         <w:rPr/>
       </w:pPr>
       <w:r>
@@ -1244,7 +1205,6 @@
       <w:pPr>
         <w:pStyle w:val="BodyText"/>
         <w:bidi w:val="0"/>
-        <w:jc w:val="left"/>
         <w:rPr/>
       </w:pPr>
       <w:r>
@@ -1262,7 +1222,6 @@
       <w:pPr>
         <w:pStyle w:val="BodyText"/>
         <w:bidi w:val="0"/>
-        <w:jc w:val="left"/>
         <w:rPr/>
       </w:pPr>
       <w:r>
@@ -1280,7 +1239,6 @@
       <w:pPr>
         <w:pStyle w:val="BodyText"/>
         <w:bidi w:val="0"/>
-        <w:jc w:val="left"/>
         <w:rPr/>
       </w:pPr>
       <w:r>
@@ -1298,7 +1256,6 @@
       <w:pPr>
         <w:pStyle w:val="Heading3"/>
         <w:bidi w:val="0"/>
-        <w:jc w:val="left"/>
         <w:rPr/>
       </w:pPr>
       <w:r>
@@ -1310,7 +1267,6 @@
       <w:pPr>
         <w:pStyle w:val="BodyText"/>
         <w:bidi w:val="0"/>
-        <w:jc w:val="left"/>
         <w:rPr/>
       </w:pPr>
       <w:r>
@@ -1332,7 +1288,6 @@
       <w:pPr>
         <w:pStyle w:val="Heading3"/>
         <w:bidi w:val="0"/>
-        <w:jc w:val="left"/>
         <w:rPr/>
       </w:pPr>
       <w:r>
@@ -1344,7 +1299,6 @@
       <w:pPr>
         <w:pStyle w:val="BodyText"/>
         <w:bidi w:val="0"/>
-        <w:jc w:val="left"/>
         <w:rPr/>
       </w:pPr>
       <w:r>
@@ -1356,7 +1310,6 @@
       <w:pPr>
         <w:pStyle w:val="HorizontalLine"/>
         <w:bidi w:val="0"/>
-        <w:jc w:val="left"/>
         <w:rPr/>
       </w:pPr>
       <w:r>
@@ -1367,7 +1320,6 @@
       <w:pPr>
         <w:pStyle w:val="Heading2"/>
         <w:bidi w:val="0"/>
-        <w:jc w:val="left"/>
         <w:rPr/>
       </w:pPr>
       <w:r>
@@ -1379,7 +1331,6 @@
       <w:pPr>
         <w:pStyle w:val="BodyText"/>
         <w:bidi w:val="0"/>
-        <w:jc w:val="left"/>
         <w:rPr/>
       </w:pPr>
       <w:r>
@@ -1401,7 +1352,6 @@
         <w:bidi w:val="0"/>
         <w:spacing w:before="0" w:after="0"/>
         <w:ind w:hanging="283" w:left="709"/>
-        <w:jc w:val="left"/>
         <w:rPr/>
       </w:pPr>
       <w:r>
@@ -1429,7 +1379,6 @@
         <w:bidi w:val="0"/>
         <w:spacing w:before="0" w:after="0"/>
         <w:ind w:hanging="283" w:left="709"/>
-        <w:jc w:val="left"/>
         <w:rPr/>
       </w:pPr>
       <w:r>
@@ -1457,7 +1406,6 @@
         <w:bidi w:val="0"/>
         <w:spacing w:before="0" w:after="0"/>
         <w:ind w:hanging="283" w:left="709"/>
-        <w:jc w:val="left"/>
         <w:rPr/>
       </w:pPr>
       <w:r>
@@ -1494,7 +1442,6 @@
         </w:tabs>
         <w:bidi w:val="0"/>
         <w:ind w:hanging="283" w:left="709"/>
-        <w:jc w:val="left"/>
         <w:rPr/>
       </w:pPr>
       <w:r>
@@ -1512,7 +1459,6 @@
       <w:pPr>
         <w:pStyle w:val="HorizontalLine"/>
         <w:bidi w:val="0"/>
-        <w:jc w:val="left"/>
         <w:rPr/>
       </w:pPr>
       <w:r>
@@ -1523,7 +1469,6 @@
       <w:pPr>
         <w:pStyle w:val="Heading2"/>
         <w:bidi w:val="0"/>
-        <w:jc w:val="left"/>
         <w:rPr/>
       </w:pPr>
       <w:r>
@@ -1535,7 +1480,6 @@
       <w:pPr>
         <w:pStyle w:val="BodyText"/>
         <w:bidi w:val="0"/>
-        <w:jc w:val="left"/>
         <w:rPr/>
       </w:pPr>
       <w:r>
@@ -1662,7 +1606,6 @@
               <w:widowControl w:val="false"/>
               <w:suppressLineNumbers/>
               <w:bidi w:val="0"/>
-              <w:jc w:val="left"/>
               <w:rPr/>
             </w:pPr>
             <w:r>
@@ -1687,7 +1630,6 @@
               <w:widowControl w:val="false"/>
               <w:suppressLineNumbers/>
               <w:bidi w:val="0"/>
-              <w:jc w:val="left"/>
               <w:rPr/>
             </w:pPr>
             <w:r>
@@ -1712,7 +1654,6 @@
               <w:widowControl w:val="false"/>
               <w:suppressLineNumbers/>
               <w:bidi w:val="0"/>
-              <w:jc w:val="left"/>
               <w:rPr/>
             </w:pPr>
             <w:r>
@@ -1740,7 +1681,6 @@
               <w:widowControl w:val="false"/>
               <w:suppressLineNumbers/>
               <w:bidi w:val="0"/>
-              <w:jc w:val="left"/>
               <w:rPr/>
             </w:pPr>
             <w:r>
@@ -1765,7 +1705,6 @@
               <w:widowControl w:val="false"/>
               <w:suppressLineNumbers/>
               <w:bidi w:val="0"/>
-              <w:jc w:val="left"/>
               <w:rPr/>
             </w:pPr>
             <w:r>
@@ -1790,7 +1729,6 @@
               <w:widowControl w:val="false"/>
               <w:suppressLineNumbers/>
               <w:bidi w:val="0"/>
-              <w:jc w:val="left"/>
               <w:rPr/>
             </w:pPr>
             <w:r>
@@ -1818,7 +1756,6 @@
               <w:widowControl w:val="false"/>
               <w:suppressLineNumbers/>
               <w:bidi w:val="0"/>
-              <w:jc w:val="left"/>
               <w:rPr/>
             </w:pPr>
             <w:r>
@@ -1843,7 +1780,6 @@
               <w:widowControl w:val="false"/>
               <w:suppressLineNumbers/>
               <w:bidi w:val="0"/>
-              <w:jc w:val="left"/>
               <w:rPr/>
             </w:pPr>
             <w:r>
@@ -1868,7 +1804,6 @@
               <w:widowControl w:val="false"/>
               <w:suppressLineNumbers/>
               <w:bidi w:val="0"/>
-              <w:jc w:val="left"/>
               <w:rPr/>
             </w:pPr>
             <w:r>
@@ -1896,7 +1831,6 @@
               <w:widowControl w:val="false"/>
               <w:suppressLineNumbers/>
               <w:bidi w:val="0"/>
-              <w:jc w:val="left"/>
               <w:rPr/>
             </w:pPr>
             <w:r>
@@ -1921,7 +1855,6 @@
               <w:widowControl w:val="false"/>
               <w:suppressLineNumbers/>
               <w:bidi w:val="0"/>
-              <w:jc w:val="left"/>
               <w:rPr/>
             </w:pPr>
             <w:r>
@@ -1946,7 +1879,6 @@
               <w:widowControl w:val="false"/>
               <w:suppressLineNumbers/>
               <w:bidi w:val="0"/>
-              <w:jc w:val="left"/>
               <w:rPr/>
             </w:pPr>
             <w:r>
@@ -1974,7 +1906,6 @@
               <w:widowControl w:val="false"/>
               <w:suppressLineNumbers/>
               <w:bidi w:val="0"/>
-              <w:jc w:val="left"/>
               <w:rPr/>
             </w:pPr>
             <w:r>
@@ -1999,7 +1930,6 @@
               <w:widowControl w:val="false"/>
               <w:suppressLineNumbers/>
               <w:bidi w:val="0"/>
-              <w:jc w:val="left"/>
               <w:rPr/>
             </w:pPr>
             <w:r>
@@ -2024,7 +1954,6 @@
               <w:widowControl w:val="false"/>
               <w:suppressLineNumbers/>
               <w:bidi w:val="0"/>
-              <w:jc w:val="left"/>
               <w:rPr/>
             </w:pPr>
             <w:r>
@@ -2052,7 +1981,6 @@
               <w:widowControl w:val="false"/>
               <w:suppressLineNumbers/>
               <w:bidi w:val="0"/>
-              <w:jc w:val="left"/>
               <w:rPr/>
             </w:pPr>
             <w:r>
@@ -2077,7 +2005,6 @@
               <w:widowControl w:val="false"/>
               <w:suppressLineNumbers/>
               <w:bidi w:val="0"/>
-              <w:jc w:val="left"/>
               <w:rPr/>
             </w:pPr>
             <w:r>
@@ -2102,7 +2029,6 @@
               <w:widowControl w:val="false"/>
               <w:suppressLineNumbers/>
               <w:bidi w:val="0"/>
-              <w:jc w:val="left"/>
               <w:rPr/>
             </w:pPr>
             <w:r>
@@ -2117,7 +2043,6 @@
       <w:pPr>
         <w:pStyle w:val="BodyText"/>
         <w:bidi w:val="0"/>
-        <w:jc w:val="left"/>
         <w:rPr/>
       </w:pPr>
       <w:r>
@@ -2129,7 +2054,6 @@
       <w:pPr>
         <w:pStyle w:val="HorizontalLine"/>
         <w:bidi w:val="0"/>
-        <w:jc w:val="left"/>
         <w:rPr/>
       </w:pPr>
       <w:r>
@@ -2140,7 +2064,6 @@
       <w:pPr>
         <w:pStyle w:val="Heading2"/>
         <w:bidi w:val="0"/>
-        <w:jc w:val="left"/>
         <w:rPr/>
       </w:pPr>
       <w:r>
@@ -2152,7 +2075,6 @@
       <w:pPr>
         <w:pStyle w:val="BodyText"/>
         <w:bidi w:val="0"/>
-        <w:jc w:val="left"/>
         <w:rPr/>
       </w:pPr>
       <w:r>
@@ -2164,7 +2086,6 @@
       <w:pPr>
         <w:pStyle w:val="BodyText"/>
         <w:bidi w:val="0"/>
-        <w:jc w:val="left"/>
         <w:rPr/>
       </w:pPr>
       <w:r>
@@ -2177,7 +2098,6 @@
         <w:pStyle w:val="BodyText"/>
         <w:bidi w:val="0"/>
         <w:spacing w:before="0" w:after="140"/>
-        <w:jc w:val="left"/>
         <w:rPr/>
       </w:pPr>
       <w:r>
